--- a/Lab_3/LAB 3_1150080146_NguyenThiPhuongMai.docx
+++ b/Lab_3/LAB 3_1150080146_NguyenThiPhuongMai.docx
@@ -167,6 +167,17 @@
         </w:rPr>
         <w:t xml:space="preserve"> </w:t>
       </w:r>
+      <w:hyperlink r:id="rId7" w:tgtFrame="_blank" w:history="1">
+        <w:r>
+          <w:rPr>
+            <w:rStyle w:val="Siuktni"/>
+            <w:rFonts w:ascii="Times New Roman" w:eastAsia="SimSun" w:hAnsi="Times New Roman" w:cs="Times New Roman"/>
+            <w:sz w:val="26"/>
+            <w:szCs w:val="26"/>
+          </w:rPr>
+          <w:t>https://youtu.be/tmnzD1za92s</w:t>
+        </w:r>
+      </w:hyperlink>
     </w:p>
     <w:p>
       <w:pPr>
@@ -964,7 +975,7 @@
                     </pic:cNvPicPr>
                   </pic:nvPicPr>
                   <pic:blipFill>
-                    <a:blip r:embed="rId7"/>
+                    <a:blip r:embed="rId8"/>
                     <a:stretch>
                       <a:fillRect/>
                     </a:stretch>
@@ -1107,7 +1118,7 @@
                     </pic:cNvPicPr>
                   </pic:nvPicPr>
                   <pic:blipFill>
-                    <a:blip r:embed="rId8"/>
+                    <a:blip r:embed="rId9"/>
                     <a:stretch>
                       <a:fillRect/>
                     </a:stretch>
@@ -1543,7 +1554,7 @@
                     </pic:cNvPicPr>
                   </pic:nvPicPr>
                   <pic:blipFill>
-                    <a:blip r:embed="rId9">
+                    <a:blip r:embed="rId10">
                       <a:extLst>
                         <a:ext uri="{28A0092B-C50C-407E-A947-70E740481C1C}">
                           <a14:useLocalDpi xmlns:a14="http://schemas.microsoft.com/office/drawing/2010/main" val="0"/>
@@ -1722,7 +1733,7 @@
                     <pic:cNvPicPr/>
                   </pic:nvPicPr>
                   <pic:blipFill rotWithShape="1">
-                    <a:blip r:embed="rId10"/>
+                    <a:blip r:embed="rId11"/>
                     <a:srcRect b="16221"/>
                     <a:stretch/>
                   </pic:blipFill>
@@ -1881,7 +1892,7 @@
                     <pic:cNvPicPr/>
                   </pic:nvPicPr>
                   <pic:blipFill rotWithShape="1">
-                    <a:blip r:embed="rId11"/>
+                    <a:blip r:embed="rId12"/>
                     <a:srcRect b="12386"/>
                     <a:stretch/>
                   </pic:blipFill>
@@ -3782,7 +3793,7 @@
                     <pic:cNvPicPr/>
                   </pic:nvPicPr>
                   <pic:blipFill rotWithShape="1">
-                    <a:blip r:embed="rId12"/>
+                    <a:blip r:embed="rId13"/>
                     <a:srcRect b="9443"/>
                     <a:stretch/>
                   </pic:blipFill>
@@ -3956,7 +3967,7 @@
                     <pic:cNvPicPr/>
                   </pic:nvPicPr>
                   <pic:blipFill rotWithShape="1">
-                    <a:blip r:embed="rId13"/>
+                    <a:blip r:embed="rId14"/>
                     <a:srcRect b="7659"/>
                     <a:stretch/>
                   </pic:blipFill>
@@ -4178,7 +4189,7 @@
                     <pic:cNvPicPr/>
                   </pic:nvPicPr>
                   <pic:blipFill rotWithShape="1">
-                    <a:blip r:embed="rId14"/>
+                    <a:blip r:embed="rId15"/>
                     <a:srcRect b="9205"/>
                     <a:stretch/>
                   </pic:blipFill>
@@ -4345,7 +4356,7 @@
                     <pic:cNvPicPr/>
                   </pic:nvPicPr>
                   <pic:blipFill rotWithShape="1">
-                    <a:blip r:embed="rId15"/>
+                    <a:blip r:embed="rId16"/>
                     <a:srcRect b="13913"/>
                     <a:stretch/>
                   </pic:blipFill>
@@ -6819,7 +6830,6 @@
   <w:style w:type="character" w:default="1" w:styleId="Phngmcinhcuaoanvn">
     <w:name w:val="Default Paragraph Font"/>
     <w:uiPriority w:val="1"/>
-    <w:semiHidden/>
     <w:unhideWhenUsed/>
   </w:style>
   <w:style w:type="table" w:default="1" w:styleId="BangThngthng">
@@ -20170,6 +20180,18 @@
         <w:shd w:val="clear" w:color="auto" w:fill="FBCAA2"/>
       </w:tcPr>
     </w:tblStylePr>
+  </w:style>
+  <w:style w:type="character" w:styleId="cpChagiiquyt">
+    <w:name w:val="Unresolved Mention"/>
+    <w:basedOn w:val="Phngmcinhcuaoanvn"/>
+    <w:uiPriority w:val="99"/>
+    <w:semiHidden/>
+    <w:unhideWhenUsed/>
+    <w:rsid w:val="009F3E6A"/>
+    <w:rPr>
+      <w:color w:val="605E5C"/>
+      <w:shd w:val="clear" w:color="auto" w:fill="E1DFDD"/>
+    </w:rPr>
   </w:style>
 </w:styles>
 </file>
